--- a/Matriz de requerimientos del SIG Diafra Estudio.docx
+++ b/Matriz de requerimientos del SIG Diafra Estudio.docx
@@ -21,80 +21,41 @@
           <w:sz w:val="28"/>
           <w:szCs w:val="32"/>
         </w:rPr>
-        <w:t xml:space="preserve">Matriz de requerimientos del SIG </w:t>
-      </w:r>
-      <w:proofErr w:type="spellStart"/>
-      <w:r>
+        <w:t>Matriz de requerimientos del SIG Diafra Estudio</w:t>
+      </w:r>
+    </w:p>
+    <w:p>
+      <w:pPr>
         <w:rPr>
           <w:rFonts w:ascii="Times New Roman" w:hAnsi="Times New Roman" w:cs="Times New Roman"/>
           <w:b/>
           <w:bCs/>
           <w:sz w:val="28"/>
-          <w:szCs w:val="32"/>
-        </w:rPr>
-        <w:t>Diafra</w:t>
-      </w:r>
-      <w:proofErr w:type="spellEnd"/>
+          <w:szCs w:val="28"/>
+        </w:rPr>
+      </w:pPr>
       <w:r>
         <w:rPr>
           <w:rFonts w:ascii="Times New Roman" w:hAnsi="Times New Roman" w:cs="Times New Roman"/>
           <w:b/>
           <w:bCs/>
           <w:sz w:val="28"/>
-          <w:szCs w:val="32"/>
-        </w:rPr>
-        <w:t xml:space="preserve"> Estudio</w:t>
+          <w:szCs w:val="28"/>
+        </w:rPr>
+        <w:t>Instituto Nacional de Ciudad Barrios Módulo BTVDS 3.8</w:t>
       </w:r>
     </w:p>
     <w:p>
       <w:pPr>
         <w:rPr>
           <w:rFonts w:ascii="Times New Roman" w:hAnsi="Times New Roman" w:cs="Times New Roman"/>
-          <w:b/>
-          <w:bCs/>
-          <w:sz w:val="28"/>
-          <w:szCs w:val="28"/>
         </w:rPr>
       </w:pPr>
       <w:r>
         <w:rPr>
           <w:rFonts w:ascii="Times New Roman" w:hAnsi="Times New Roman" w:cs="Times New Roman"/>
-          <w:b/>
-          <w:bCs/>
-          <w:sz w:val="28"/>
-          <w:szCs w:val="28"/>
-        </w:rPr>
-        <w:t xml:space="preserve">Instituto Nacional de Ciudad </w:t>
-      </w:r>
-      <w:r>
-        <w:rPr>
-          <w:rFonts w:ascii="Times New Roman" w:hAnsi="Times New Roman" w:cs="Times New Roman"/>
-          <w:b/>
-          <w:bCs/>
-          <w:sz w:val="28"/>
-          <w:szCs w:val="28"/>
-        </w:rPr>
-        <w:t>Barrios Módulo</w:t>
-      </w:r>
-      <w:r>
-        <w:rPr>
-          <w:rFonts w:ascii="Times New Roman" w:hAnsi="Times New Roman" w:cs="Times New Roman"/>
-          <w:b/>
-          <w:bCs/>
-          <w:sz w:val="28"/>
-          <w:szCs w:val="28"/>
-        </w:rPr>
-        <w:t xml:space="preserve"> BTVDS </w:t>
-      </w:r>
-      <w:r>
-        <w:rPr>
-          <w:rFonts w:ascii="Times New Roman" w:hAnsi="Times New Roman" w:cs="Times New Roman"/>
-          <w:b/>
-          <w:bCs/>
-          <w:sz w:val="28"/>
-          <w:szCs w:val="28"/>
-        </w:rPr>
-        <w:t>3.8</w:t>
+        </w:rPr>
+        <w:t>28 de septiembre de 2026</w:t>
       </w:r>
     </w:p>
     <w:p>
@@ -107,7 +68,14 @@
         <w:rPr>
           <w:rFonts w:ascii="Times New Roman" w:hAnsi="Times New Roman" w:cs="Times New Roman"/>
         </w:rPr>
-        <w:t>28 de septiembre de 2026</w:t>
+        <w:t>Estudiante: Melvin Hurtado</w:t>
+      </w:r>
+      <w:r>
+        <w:rPr>
+          <w:rFonts w:ascii="Times New Roman" w:hAnsi="Times New Roman" w:cs="Times New Roman"/>
+        </w:rPr>
+        <w:tab/>
+        <w:t>Equipo: ____________________</w:t>
       </w:r>
     </w:p>
     <w:p>
@@ -118,126 +86,100 @@
       </w:pPr>
       <w:r>
         <w:rPr>
-          <w:rFonts w:ascii="Times New Roman" w:hAnsi="Times New Roman" w:cs="Times New Roman"/>
-        </w:rPr>
-        <w:t xml:space="preserve">Estudiante: </w:t>
-      </w:r>
-      <w:r>
-        <w:rPr>
-          <w:rFonts w:ascii="Times New Roman" w:hAnsi="Times New Roman" w:cs="Times New Roman"/>
-        </w:rPr>
-        <w:t>Melvin Hurtado</w:t>
-      </w:r>
-      <w:r>
-        <w:rPr>
-          <w:rFonts w:ascii="Times New Roman" w:hAnsi="Times New Roman" w:cs="Times New Roman"/>
-        </w:rPr>
-        <w:tab/>
-      </w:r>
-      <w:r>
-        <w:rPr>
-          <w:rFonts w:ascii="Times New Roman" w:hAnsi="Times New Roman" w:cs="Times New Roman"/>
-        </w:rPr>
-        <w:t>Equipo: ____________________</w:t>
+          <w:rStyle w:val="Textoennegrita"/>
+          <w:rFonts w:ascii="Times New Roman" w:hAnsi="Times New Roman" w:cs="Times New Roman"/>
+        </w:rPr>
+        <w:t>Caso de estudio:</w:t>
+      </w:r>
+      <w:r>
+        <w:rPr>
+          <w:rFonts w:ascii="Times New Roman" w:hAnsi="Times New Roman" w:cs="Times New Roman"/>
+        </w:rPr>
+        <w:t xml:space="preserve"> Diafra Estudio</w:t>
+      </w:r>
+      <w:r>
+        <w:rPr>
+          <w:rFonts w:ascii="Times New Roman" w:hAnsi="Times New Roman" w:cs="Times New Roman"/>
+        </w:rPr>
+        <w:br/>
+      </w:r>
+      <w:r>
+        <w:rPr>
+          <w:rStyle w:val="Textoennegrita"/>
+          <w:rFonts w:ascii="Times New Roman" w:hAnsi="Times New Roman" w:cs="Times New Roman"/>
+        </w:rPr>
+        <w:t>Tipo de empresa:</w:t>
+      </w:r>
+      <w:r>
+        <w:rPr>
+          <w:rFonts w:ascii="Times New Roman" w:hAnsi="Times New Roman" w:cs="Times New Roman"/>
+        </w:rPr>
+        <w:t xml:space="preserve"> Estudio fotográfico</w:t>
+      </w:r>
+      <w:r>
+        <w:rPr>
+          <w:rFonts w:ascii="Times New Roman" w:hAnsi="Times New Roman" w:cs="Times New Roman"/>
+        </w:rPr>
+        <w:br/>
+      </w:r>
+      <w:r>
+        <w:rPr>
+          <w:rStyle w:val="Textoennegrita"/>
+          <w:rFonts w:ascii="Times New Roman" w:hAnsi="Times New Roman" w:cs="Times New Roman"/>
+        </w:rPr>
+        <w:t>Ubicación:</w:t>
+      </w:r>
+      <w:r>
+        <w:rPr>
+          <w:rFonts w:ascii="Times New Roman" w:hAnsi="Times New Roman" w:cs="Times New Roman"/>
+        </w:rPr>
+        <w:t xml:space="preserve"> Ciudad Barrios, San Miguel, El Salvador.</w:t>
+      </w:r>
+      <w:r>
+        <w:rPr>
+          <w:rFonts w:ascii="Times New Roman" w:hAnsi="Times New Roman" w:cs="Times New Roman"/>
+        </w:rPr>
+        <w:br/>
+      </w:r>
+      <w:r>
+        <w:rPr>
+          <w:rStyle w:val="Textoennegrita"/>
+          <w:rFonts w:ascii="Times New Roman" w:hAnsi="Times New Roman" w:cs="Times New Roman"/>
+        </w:rPr>
+        <w:t>Sistema desarrollado:</w:t>
+      </w:r>
+      <w:r>
+        <w:rPr>
+          <w:rFonts w:ascii="Times New Roman" w:hAnsi="Times New Roman" w:cs="Times New Roman"/>
+        </w:rPr>
+        <w:t xml:space="preserve"> Sistema de Información Gerencial (SIG) para la gestión del estudio fotográfico.</w:t>
       </w:r>
     </w:p>
     <w:p>
       <w:pPr>
         <w:rPr>
           <w:rFonts w:ascii="Times New Roman" w:hAnsi="Times New Roman" w:cs="Times New Roman"/>
+          <w:b/>
+          <w:bCs/>
+          <w:sz w:val="26"/>
+          <w:szCs w:val="28"/>
         </w:rPr>
       </w:pPr>
       <w:r>
         <w:rPr>
-          <w:rStyle w:val="Textoennegrita"/>
-          <w:rFonts w:ascii="Times New Roman" w:hAnsi="Times New Roman" w:cs="Times New Roman"/>
-        </w:rPr>
-        <w:t>Caso de estudio:</w:t>
-      </w:r>
-      <w:r>
-        <w:rPr>
-          <w:rFonts w:ascii="Times New Roman" w:hAnsi="Times New Roman" w:cs="Times New Roman"/>
-        </w:rPr>
-        <w:t xml:space="preserve"> </w:t>
-      </w:r>
-      <w:proofErr w:type="spellStart"/>
-      <w:r>
-        <w:rPr>
-          <w:rFonts w:ascii="Times New Roman" w:hAnsi="Times New Roman" w:cs="Times New Roman"/>
-        </w:rPr>
-        <w:t>Diafra</w:t>
-      </w:r>
-      <w:proofErr w:type="spellEnd"/>
-      <w:r>
-        <w:rPr>
-          <w:rFonts w:ascii="Times New Roman" w:hAnsi="Times New Roman" w:cs="Times New Roman"/>
-        </w:rPr>
-        <w:t xml:space="preserve"> Estudio</w:t>
-      </w:r>
-      <w:r>
-        <w:rPr>
-          <w:rFonts w:ascii="Times New Roman" w:hAnsi="Times New Roman" w:cs="Times New Roman"/>
-        </w:rPr>
-        <w:br/>
-      </w:r>
-      <w:r>
-        <w:rPr>
-          <w:rStyle w:val="Textoennegrita"/>
-          <w:rFonts w:ascii="Times New Roman" w:hAnsi="Times New Roman" w:cs="Times New Roman"/>
-        </w:rPr>
-        <w:t>Tipo de empresa:</w:t>
-      </w:r>
-      <w:r>
-        <w:rPr>
-          <w:rFonts w:ascii="Times New Roman" w:hAnsi="Times New Roman" w:cs="Times New Roman"/>
-        </w:rPr>
-        <w:t xml:space="preserve"> Estudio fotográfico</w:t>
-      </w:r>
-      <w:r>
-        <w:rPr>
-          <w:rFonts w:ascii="Times New Roman" w:hAnsi="Times New Roman" w:cs="Times New Roman"/>
-        </w:rPr>
-        <w:br/>
-      </w:r>
-      <w:r>
-        <w:rPr>
-          <w:rStyle w:val="Textoennegrita"/>
-          <w:rFonts w:ascii="Times New Roman" w:hAnsi="Times New Roman" w:cs="Times New Roman"/>
-        </w:rPr>
-        <w:t>Ubicación:</w:t>
-      </w:r>
-      <w:r>
-        <w:rPr>
-          <w:rFonts w:ascii="Times New Roman" w:hAnsi="Times New Roman" w:cs="Times New Roman"/>
-        </w:rPr>
-        <w:t xml:space="preserve"> Ciudad Barrios, San Miguel, El Salvador.</w:t>
-      </w:r>
-      <w:r>
-        <w:rPr>
-          <w:rFonts w:ascii="Times New Roman" w:hAnsi="Times New Roman" w:cs="Times New Roman"/>
-        </w:rPr>
-        <w:br/>
-      </w:r>
-      <w:r>
-        <w:rPr>
-          <w:rStyle w:val="Textoennegrita"/>
-          <w:rFonts w:ascii="Times New Roman" w:hAnsi="Times New Roman" w:cs="Times New Roman"/>
-        </w:rPr>
-        <w:t>Sistema desarrollado:</w:t>
-      </w:r>
-      <w:r>
-        <w:rPr>
-          <w:rFonts w:ascii="Times New Roman" w:hAnsi="Times New Roman" w:cs="Times New Roman"/>
-        </w:rPr>
-        <w:t xml:space="preserve"> Sistema de Información Gerencial (SIG) para la gestión del estudio fotográfico.</w:t>
+          <w:rFonts w:ascii="Times New Roman" w:hAnsi="Times New Roman" w:cs="Times New Roman"/>
+          <w:b/>
+          <w:bCs/>
+          <w:sz w:val="26"/>
+          <w:szCs w:val="28"/>
+        </w:rPr>
+        <w:t>Consolidación de datos de campo</w:t>
       </w:r>
     </w:p>
     <w:p>
       <w:pPr>
         <w:rPr>
           <w:rFonts w:ascii="Times New Roman" w:hAnsi="Times New Roman" w:cs="Times New Roman"/>
-          <w:b/>
-          <w:bCs/>
           <w:sz w:val="26"/>
           <w:szCs w:val="28"/>
         </w:rPr>
@@ -245,63 +187,45 @@
       <w:r>
         <w:rPr>
           <w:rFonts w:ascii="Times New Roman" w:hAnsi="Times New Roman" w:cs="Times New Roman"/>
-          <w:b/>
-          <w:bCs/>
           <w:sz w:val="26"/>
           <w:szCs w:val="28"/>
         </w:rPr>
-        <w:t>Consolidación de datos de campo</w:t>
+        <w:t>Para el caso de estudio Diafra Estudio, la consolidación de datos de campo consiste en recopilar, organizar y clasificar la información obtenida mediante entrevistas u observación del funcionamiento del estudio fotográfico, para convertirla en requerimientos del sistema.</w:t>
+      </w:r>
+      <w:r>
+        <w:rPr>
+          <w:rFonts w:ascii="Times New Roman" w:hAnsi="Times New Roman" w:cs="Times New Roman"/>
+          <w:sz w:val="26"/>
+          <w:szCs w:val="28"/>
+        </w:rPr>
+        <w:br/>
       </w:r>
     </w:p>
     <w:p>
       <w:pPr>
         <w:rPr>
           <w:rFonts w:ascii="Times New Roman" w:hAnsi="Times New Roman" w:cs="Times New Roman"/>
-          <w:sz w:val="26"/>
+          <w:b/>
+          <w:bCs/>
+          <w:sz w:val="24"/>
           <w:szCs w:val="28"/>
         </w:rPr>
       </w:pPr>
       <w:r>
         <w:rPr>
           <w:rFonts w:ascii="Times New Roman" w:hAnsi="Times New Roman" w:cs="Times New Roman"/>
-          <w:sz w:val="26"/>
-          <w:szCs w:val="28"/>
-        </w:rPr>
-        <w:t xml:space="preserve">Para el caso de estudio </w:t>
-      </w:r>
-      <w:proofErr w:type="spellStart"/>
-      <w:r>
-        <w:rPr>
-          <w:rFonts w:ascii="Times New Roman" w:hAnsi="Times New Roman" w:cs="Times New Roman"/>
-          <w:sz w:val="26"/>
-          <w:szCs w:val="28"/>
-        </w:rPr>
-        <w:t>Diafra</w:t>
-      </w:r>
-      <w:proofErr w:type="spellEnd"/>
-      <w:r>
-        <w:rPr>
-          <w:rFonts w:ascii="Times New Roman" w:hAnsi="Times New Roman" w:cs="Times New Roman"/>
-          <w:sz w:val="26"/>
-          <w:szCs w:val="28"/>
-        </w:rPr>
-        <w:t xml:space="preserve"> Estudio, la consolidación de datos de campo consiste en recopilar, organizar y clasificar la información obtenida mediante entrevistas u observación del funcionamiento del estudio fotográfico, para convertirla en requerimientos del sistema.</w:t>
-      </w:r>
-      <w:r>
-        <w:rPr>
-          <w:rFonts w:ascii="Times New Roman" w:hAnsi="Times New Roman" w:cs="Times New Roman"/>
-          <w:sz w:val="26"/>
-          <w:szCs w:val="28"/>
-        </w:rPr>
-        <w:br/>
+          <w:b/>
+          <w:bCs/>
+          <w:sz w:val="24"/>
+          <w:szCs w:val="28"/>
+        </w:rPr>
+        <w:t>Reglas de cálculo y validación</w:t>
       </w:r>
     </w:p>
     <w:p>
       <w:pPr>
         <w:rPr>
           <w:rFonts w:ascii="Times New Roman" w:hAnsi="Times New Roman" w:cs="Times New Roman"/>
-          <w:b/>
-          <w:bCs/>
           <w:sz w:val="24"/>
           <w:szCs w:val="28"/>
         </w:rPr>
@@ -309,47 +233,10 @@
       <w:r>
         <w:rPr>
           <w:rFonts w:ascii="Times New Roman" w:hAnsi="Times New Roman" w:cs="Times New Roman"/>
-          <w:b/>
-          <w:bCs/>
           <w:sz w:val="24"/>
           <w:szCs w:val="28"/>
         </w:rPr>
-        <w:t>Reglas de cálculo y validación</w:t>
-      </w:r>
-    </w:p>
-    <w:p>
-      <w:pPr>
-        <w:rPr>
-          <w:rFonts w:ascii="Times New Roman" w:hAnsi="Times New Roman" w:cs="Times New Roman"/>
-          <w:sz w:val="24"/>
-          <w:szCs w:val="28"/>
-        </w:rPr>
-      </w:pPr>
-      <w:r>
-        <w:rPr>
-          <w:rFonts w:ascii="Times New Roman" w:hAnsi="Times New Roman" w:cs="Times New Roman"/>
-          <w:sz w:val="24"/>
-          <w:szCs w:val="28"/>
-        </w:rPr>
-        <w:t xml:space="preserve">Para </w:t>
-      </w:r>
-      <w:proofErr w:type="spellStart"/>
-      <w:r>
-        <w:rPr>
-          <w:rFonts w:ascii="Times New Roman" w:hAnsi="Times New Roman" w:cs="Times New Roman"/>
-          <w:sz w:val="24"/>
-          <w:szCs w:val="28"/>
-        </w:rPr>
-        <w:t>Diafra</w:t>
-      </w:r>
-      <w:proofErr w:type="spellEnd"/>
-      <w:r>
-        <w:rPr>
-          <w:rFonts w:ascii="Times New Roman" w:hAnsi="Times New Roman" w:cs="Times New Roman"/>
-          <w:sz w:val="24"/>
-          <w:szCs w:val="28"/>
-        </w:rPr>
-        <w:t xml:space="preserve"> Estudio, las reglas de cálculo y validación pueden colocarse en la matriz de requerimientos para indicar cómo el sistema procesa los datos y qué condiciones debe cumplir antes de aceptarlos.</w:t>
+        <w:t>Para Diafra Estudio, las reglas de cálculo y validación pueden colocarse en la matriz de requerimientos para indicar cómo el sistema procesa los datos y qué condiciones debe cumplir antes de aceptarlos.</w:t>
       </w:r>
     </w:p>
     <w:tbl>
@@ -1965,25 +1852,7 @@
           <w:sz w:val="24"/>
           <w:szCs w:val="28"/>
         </w:rPr>
-        <w:t xml:space="preserve">La presente matriz de requerimientos funcionales y no funcionales constituye la propuesta preliminar para el diseño e implementación del Sistema de Información Gerencial (SIG) de </w:t>
-      </w:r>
-      <w:proofErr w:type="spellStart"/>
-      <w:r>
-        <w:rPr>
-          <w:rFonts w:ascii="Times New Roman" w:hAnsi="Times New Roman" w:cs="Times New Roman"/>
-          <w:sz w:val="24"/>
-          <w:szCs w:val="28"/>
-        </w:rPr>
-        <w:t>Diafra</w:t>
-      </w:r>
-      <w:proofErr w:type="spellEnd"/>
-      <w:r>
-        <w:rPr>
-          <w:rFonts w:ascii="Times New Roman" w:hAnsi="Times New Roman" w:cs="Times New Roman"/>
-          <w:sz w:val="24"/>
-          <w:szCs w:val="28"/>
-        </w:rPr>
-        <w:t xml:space="preserve"> Estudio. No obstante, debido a la naturaleza dinámica de la operación del estudio fotográfico, los requerimientos descritos se encuentran sujetos a una última etapa de revisión y visto bueno por parte de la administración del negocio.</w:t>
+        <w:t>La presente matriz de requerimientos funcionales y no funcionales constituye la propuesta preliminar para el diseño e implementación del Sistema de Información Gerencial (SIG) de Diafra Estudio. No obstante, debido a la naturaleza dinámica de la operación del estudio fotográfico, los requerimientos descritos se encuentran sujetos a una última etapa de revisión y visto bueno por parte de la administración del negocio.</w:t>
       </w:r>
     </w:p>
     <w:p>
@@ -2021,25 +1890,7 @@
           <w:sz w:val="24"/>
           <w:szCs w:val="28"/>
         </w:rPr>
-        <w:t xml:space="preserve">Guardar esta matriz en </w:t>
-      </w:r>
-      <w:proofErr w:type="spellStart"/>
-      <w:r>
-        <w:rPr>
-          <w:rFonts w:ascii="Arial Narrow" w:hAnsi="Arial Narrow" w:cs="Times New Roman"/>
-          <w:sz w:val="24"/>
-          <w:szCs w:val="28"/>
-        </w:rPr>
-        <w:t>docs</w:t>
-      </w:r>
-      <w:proofErr w:type="spellEnd"/>
-      <w:r>
-        <w:rPr>
-          <w:rFonts w:ascii="Arial Narrow" w:hAnsi="Arial Narrow" w:cs="Times New Roman"/>
-          <w:sz w:val="24"/>
-          <w:szCs w:val="28"/>
-        </w:rPr>
-        <w:t>/Matriz_Requerimientos_SIG.docx dentro del repositorio del proyecto. Ejecutar desde la raíz:</w:t>
+        <w:t>Guardar esta matriz en docs/Matriz_Requerimientos_SIG.docx dentro del repositorio del proyecto. Ejecutar desde la raíz:</w:t>
       </w:r>
     </w:p>
     <w:p>
@@ -2050,59 +1901,13 @@
           <w:szCs w:val="28"/>
         </w:rPr>
       </w:pPr>
-      <w:proofErr w:type="spellStart"/>
       <w:r>
         <w:rPr>
           <w:rFonts w:ascii="Arial Narrow" w:hAnsi="Arial Narrow" w:cs="Times New Roman"/>
           <w:sz w:val="24"/>
           <w:szCs w:val="28"/>
         </w:rPr>
-        <w:t>git</w:t>
-      </w:r>
-      <w:proofErr w:type="spellEnd"/>
-      <w:r>
-        <w:rPr>
-          <w:rFonts w:ascii="Arial Narrow" w:hAnsi="Arial Narrow" w:cs="Times New Roman"/>
-          <w:sz w:val="24"/>
-          <w:szCs w:val="28"/>
-        </w:rPr>
-        <w:t xml:space="preserve"> </w:t>
-      </w:r>
-      <w:proofErr w:type="spellStart"/>
-      <w:r>
-        <w:rPr>
-          <w:rFonts w:ascii="Arial Narrow" w:hAnsi="Arial Narrow" w:cs="Times New Roman"/>
-          <w:sz w:val="24"/>
-          <w:szCs w:val="28"/>
-        </w:rPr>
-        <w:t>add</w:t>
-      </w:r>
-      <w:proofErr w:type="spellEnd"/>
-      <w:r>
-        <w:rPr>
-          <w:rFonts w:ascii="Arial Narrow" w:hAnsi="Arial Narrow" w:cs="Times New Roman"/>
-          <w:sz w:val="24"/>
-          <w:szCs w:val="28"/>
-        </w:rPr>
-        <w:t xml:space="preserve"> </w:t>
-      </w:r>
-      <w:proofErr w:type="spellStart"/>
-      <w:r>
-        <w:rPr>
-          <w:rFonts w:ascii="Arial Narrow" w:hAnsi="Arial Narrow" w:cs="Times New Roman"/>
-          <w:sz w:val="24"/>
-          <w:szCs w:val="28"/>
-        </w:rPr>
-        <w:t>docs</w:t>
-      </w:r>
-      <w:proofErr w:type="spellEnd"/>
-      <w:r>
-        <w:rPr>
-          <w:rFonts w:ascii="Arial Narrow" w:hAnsi="Arial Narrow" w:cs="Times New Roman"/>
-          <w:sz w:val="24"/>
-          <w:szCs w:val="28"/>
-        </w:rPr>
-        <w:t>/Matriz_Requerimientos_SIG.docx</w:t>
+        <w:t>git add docs/Matriz_Requerimientos_SIG.docx</w:t>
       </w:r>
     </w:p>
     <w:p>
@@ -2113,59 +1918,13 @@
           <w:szCs w:val="28"/>
         </w:rPr>
       </w:pPr>
-      <w:proofErr w:type="spellStart"/>
       <w:r>
         <w:rPr>
           <w:rFonts w:ascii="Arial Narrow" w:hAnsi="Arial Narrow" w:cs="Times New Roman"/>
           <w:sz w:val="24"/>
           <w:szCs w:val="28"/>
         </w:rPr>
-        <w:t>git</w:t>
-      </w:r>
-      <w:proofErr w:type="spellEnd"/>
-      <w:r>
-        <w:rPr>
-          <w:rFonts w:ascii="Arial Narrow" w:hAnsi="Arial Narrow" w:cs="Times New Roman"/>
-          <w:sz w:val="24"/>
-          <w:szCs w:val="28"/>
-        </w:rPr>
-        <w:t xml:space="preserve"> </w:t>
-      </w:r>
-      <w:proofErr w:type="spellStart"/>
-      <w:r>
-        <w:rPr>
-          <w:rFonts w:ascii="Arial Narrow" w:hAnsi="Arial Narrow" w:cs="Times New Roman"/>
-          <w:sz w:val="24"/>
-          <w:szCs w:val="28"/>
-        </w:rPr>
-        <w:t>commit</w:t>
-      </w:r>
-      <w:proofErr w:type="spellEnd"/>
-      <w:r>
-        <w:rPr>
-          <w:rFonts w:ascii="Arial Narrow" w:hAnsi="Arial Narrow" w:cs="Times New Roman"/>
-          <w:sz w:val="24"/>
-          <w:szCs w:val="28"/>
-        </w:rPr>
-        <w:t xml:space="preserve"> -m "</w:t>
-      </w:r>
-      <w:proofErr w:type="spellStart"/>
-      <w:r>
-        <w:rPr>
-          <w:rFonts w:ascii="Arial Narrow" w:hAnsi="Arial Narrow" w:cs="Times New Roman"/>
-          <w:sz w:val="24"/>
-          <w:szCs w:val="28"/>
-        </w:rPr>
-        <w:t>docs</w:t>
-      </w:r>
-      <w:proofErr w:type="spellEnd"/>
-      <w:r>
-        <w:rPr>
-          <w:rFonts w:ascii="Arial Narrow" w:hAnsi="Arial Narrow" w:cs="Times New Roman"/>
-          <w:sz w:val="24"/>
-          <w:szCs w:val="28"/>
-        </w:rPr>
-        <w:t>: matriz de requerimientos consolidada"</w:t>
+        <w:t>git commit -m "docs: matriz de requerimientos consolidada"</w:t>
       </w:r>
     </w:p>
     <w:p>
@@ -2176,25 +1935,22 @@
           <w:szCs w:val="28"/>
         </w:rPr>
       </w:pPr>
-      <w:proofErr w:type="spellStart"/>
       <w:r>
         <w:rPr>
           <w:rFonts w:ascii="Arial Narrow" w:hAnsi="Arial Narrow" w:cs="Times New Roman"/>
           <w:sz w:val="24"/>
           <w:szCs w:val="28"/>
         </w:rPr>
-        <w:t>git</w:t>
-      </w:r>
-      <w:proofErr w:type="spellEnd"/>
+        <w:t xml:space="preserve">git log -1 </w:t>
+      </w:r>
       <w:r>
         <w:rPr>
           <w:rFonts w:ascii="Arial Narrow" w:hAnsi="Arial Narrow" w:cs="Times New Roman"/>
           <w:sz w:val="24"/>
           <w:szCs w:val="28"/>
         </w:rPr>
-        <w:t xml:space="preserve"> log -1 --</w:t>
-      </w:r>
-      <w:proofErr w:type="spellStart"/>
+        <w:t>–</w:t>
+      </w:r>
       <w:r>
         <w:rPr>
           <w:rFonts w:ascii="Arial Narrow" w:hAnsi="Arial Narrow" w:cs="Times New Roman"/>
@@ -2203,7 +1959,58 @@
         </w:rPr>
         <w:t>oneline</w:t>
       </w:r>
-      <w:proofErr w:type="spellEnd"/>
+    </w:p>
+    <w:p>
+      <w:pPr>
+        <w:rPr>
+          <w:rFonts w:ascii="Arial Narrow" w:hAnsi="Arial Narrow" w:cs="Times New Roman"/>
+          <w:sz w:val="24"/>
+          <w:szCs w:val="28"/>
+        </w:rPr>
+      </w:pPr>
+      <w:r>
+        <w:rPr>
+          <w:rFonts w:ascii="Arial Narrow" w:hAnsi="Arial Narrow" w:cs="Times New Roman"/>
+          <w:sz w:val="24"/>
+          <w:szCs w:val="28"/>
+        </w:rPr>
+        <w:lastRenderedPageBreak/>
+        <w:drawing>
+          <wp:inline distT="0" distB="0" distL="0" distR="0" wp14:anchorId="0DE6D23F" wp14:editId="7C6B1B1E">
+            <wp:extent cx="5400040" cy="3037205"/>
+            <wp:effectExtent l="0" t="0" r="0" b="0"/>
+            <wp:docPr id="1" name="Imagen 1"/>
+            <wp:cNvGraphicFramePr>
+              <a:graphicFrameLocks xmlns:a="http://schemas.openxmlformats.org/drawingml/2006/main" noChangeAspect="1"/>
+            </wp:cNvGraphicFramePr>
+            <a:graphic xmlns:a="http://schemas.openxmlformats.org/drawingml/2006/main">
+              <a:graphicData uri="http://schemas.openxmlformats.org/drawingml/2006/picture">
+                <pic:pic xmlns:pic="http://schemas.openxmlformats.org/drawingml/2006/picture">
+                  <pic:nvPicPr>
+                    <pic:cNvPr id="1" name=""/>
+                    <pic:cNvPicPr/>
+                  </pic:nvPicPr>
+                  <pic:blipFill>
+                    <a:blip r:embed="rId4"/>
+                    <a:stretch>
+                      <a:fillRect/>
+                    </a:stretch>
+                  </pic:blipFill>
+                  <pic:spPr>
+                    <a:xfrm>
+                      <a:off x="0" y="0"/>
+                      <a:ext cx="5400040" cy="3037205"/>
+                    </a:xfrm>
+                    <a:prstGeom prst="rect">
+                      <a:avLst/>
+                    </a:prstGeom>
+                  </pic:spPr>
+                </pic:pic>
+              </a:graphicData>
+            </a:graphic>
+          </wp:inline>
+        </w:drawing>
+      </w:r>
     </w:p>
     <w:sectPr>
       <w:pgSz w:w="11906" w:h="16838"/>
